--- a/和訳シールテンプレ.docx
+++ b/和訳シールテンプレ.docx
@@ -17,7 +17,39 @@
           <w:sz w:val="12"/>
           <w:szCs w:val="12"/>
         </w:rPr>
-        <w:t>和訳は非公式です。</w:t>
+        <w:t>和訳シールを作るのに都合がいいようにスタイルを作ってある</w:t>
+      </w:r>
+      <w:r>
+        <w:rPr>
+          <w:rFonts w:eastAsia="游ゴシック Light" w:ascii="游ゴシック Light" w:hAnsi="游ゴシック Light"/>
+          <w:sz w:val="12"/>
+          <w:szCs w:val="12"/>
+        </w:rPr>
+        <w:t>word</w:t>
+      </w:r>
+      <w:r>
+        <w:rPr>
+          <w:rFonts w:ascii="游ゴシック Light" w:hAnsi="游ゴシック Light" w:eastAsia="游ゴシック Light"/>
+          <w:sz w:val="12"/>
+          <w:szCs w:val="12"/>
+        </w:rPr>
+        <w:t>ファイルです。</w:t>
+      </w:r>
+      <w:r>
+        <w:rPr>
+          <w:rFonts w:eastAsia="游ゴシック Light" w:ascii="游ゴシック Light" w:hAnsi="游ゴシック Light"/>
+          <w:sz w:val="12"/>
+          <w:szCs w:val="12"/>
+        </w:rPr>
+        <w:t>csv</w:t>
+      </w:r>
+      <w:r>
+        <w:rPr>
+          <w:rFonts w:ascii="游ゴシック Light" w:hAnsi="游ゴシック Light" w:eastAsia="游ゴシック Light"/>
+          <w:sz w:val="12"/>
+          <w:szCs w:val="12"/>
+        </w:rPr>
+        <w:t>から必要なカードテキストををコピペして使ってください。</w:t>
       </w:r>
     </w:p>
     <w:p>
@@ -35,7 +67,71 @@
           <w:sz w:val="12"/>
           <w:szCs w:val="12"/>
         </w:rPr>
-        <w:t>スタンダードサイズの横幅ほぼぴったりに作ってあります。</w:t>
+        <w:t>昼に</w:t>
+      </w:r>
+      <w:r>
+        <w:rPr>
+          <w:rFonts w:eastAsia="游ゴシック Light" w:ascii="游ゴシック Light" w:hAnsi="游ゴシック Light"/>
+          <w:sz w:val="12"/>
+          <w:szCs w:val="12"/>
+        </w:rPr>
+        <w:t>-</w:t>
+      </w:r>
+      <w:r>
+        <w:rPr>
+          <w:rFonts w:ascii="游ゴシック Light" w:hAnsi="游ゴシック Light" w:eastAsia="游ゴシック Light"/>
+          <w:sz w:val="12"/>
+          <w:szCs w:val="12"/>
+        </w:rPr>
+        <w:t xml:space="preserve">あなたが先手なら、ウーリーバック </w:t>
+      </w:r>
+      <w:r>
+        <w:rPr>
+          <w:rFonts w:eastAsia="游ゴシック Light" w:ascii="游ゴシック Light" w:hAnsi="游ゴシック Light"/>
+          <w:sz w:val="12"/>
+          <w:szCs w:val="12"/>
+        </w:rPr>
+        <w:t xml:space="preserve">1/1/1 </w:t>
+      </w:r>
+      <w:r>
+        <w:rPr>
+          <w:rFonts w:ascii="游ゴシック Light" w:hAnsi="游ゴシック Light" w:eastAsia="游ゴシック Light"/>
+          <w:sz w:val="12"/>
+          <w:szCs w:val="12"/>
+        </w:rPr>
+        <w:t>動物 トークン</w:t>
+      </w:r>
+      <w:r>
+        <w:rPr>
+          <w:rFonts w:eastAsia="游ゴシック Light" w:ascii="游ゴシック Light" w:hAnsi="游ゴシック Light"/>
+          <w:sz w:val="12"/>
+          <w:szCs w:val="12"/>
+        </w:rPr>
+        <w:t>1</w:t>
+      </w:r>
+      <w:r>
+        <w:rPr>
+          <w:rFonts w:ascii="游ゴシック Light" w:hAnsi="游ゴシック Light" w:eastAsia="游ゴシック Light"/>
+          <w:sz w:val="12"/>
+          <w:szCs w:val="12"/>
+        </w:rPr>
+        <w:t>体を対象の対戦相手のコンパニオンの探検隊に生成する。その後、カードを</w:t>
+      </w:r>
+      <w:r>
+        <w:rPr>
+          <w:rFonts w:eastAsia="游ゴシック Light" w:ascii="游ゴシック Light" w:hAnsi="游ゴシック Light"/>
+          <w:sz w:val="12"/>
+          <w:szCs w:val="12"/>
+        </w:rPr>
+        <w:t>1</w:t>
+      </w:r>
+      <w:r>
+        <w:rPr>
+          <w:rFonts w:ascii="游ゴシック Light" w:hAnsi="游ゴシック Light" w:eastAsia="游ゴシック Light"/>
+          <w:sz w:val="12"/>
+          <w:szCs w:val="12"/>
+        </w:rPr>
+        <w:t>枚引く。</w:t>
       </w:r>
     </w:p>
     <w:p>
@@ -53,23 +149,71 @@
           <w:sz w:val="12"/>
           <w:szCs w:val="12"/>
         </w:rPr>
-        <w:t>游ゴシック</w:t>
-      </w:r>
-      <w:r>
-        <w:rPr>
-          <w:rFonts w:eastAsia="游ゴシック Light" w:ascii="游ゴシック Light" w:hAnsi="游ゴシック Light"/>
-          <w:sz w:val="12"/>
-          <w:szCs w:val="12"/>
-        </w:rPr>
-        <w:t>Light 6</w:t>
-      </w:r>
-      <w:r>
-        <w:rPr>
-          <w:rFonts w:ascii="游ゴシック Light" w:hAnsi="游ゴシック Light" w:eastAsia="游ゴシック Light"/>
-          <w:sz w:val="12"/>
-          <w:szCs w:val="12"/>
-        </w:rPr>
-        <w:t>ポイントあたりが見やすいと思います。</w:t>
+        <w:t>あなたの探検隊</w:t>
+      </w:r>
+      <w:r>
+        <w:rPr>
+          <w:rFonts w:eastAsia="游ゴシック Light" w:ascii="游ゴシック Light" w:hAnsi="游ゴシック Light"/>
+          <w:sz w:val="12"/>
+          <w:szCs w:val="12"/>
+        </w:rPr>
+        <w:t>1</w:t>
+      </w:r>
+      <w:r>
+        <w:rPr>
+          <w:rFonts w:ascii="游ゴシック Light" w:hAnsi="游ゴシック Light" w:eastAsia="游ゴシック Light"/>
+          <w:sz w:val="12"/>
+          <w:szCs w:val="12"/>
+        </w:rPr>
+        <w:t>つが森によって前進した時</w:t>
+      </w:r>
+      <w:r>
+        <w:rPr>
+          <w:rFonts w:eastAsia="游ゴシック Light" w:ascii="游ゴシック Light" w:hAnsi="游ゴシック Light"/>
+          <w:sz w:val="12"/>
+          <w:szCs w:val="12"/>
+        </w:rPr>
+        <w:t>-</w:t>
+      </w:r>
+      <w:r>
+        <w:rPr>
+          <w:rFonts w:ascii="游ゴシック Light" w:hAnsi="游ゴシック Light" w:eastAsia="游ゴシック Light"/>
+          <w:sz w:val="12"/>
+          <w:szCs w:val="12"/>
+        </w:rPr>
+        <w:t>カードを</w:t>
+      </w:r>
+      <w:r>
+        <w:rPr>
+          <w:rFonts w:eastAsia="游ゴシック Light" w:ascii="游ゴシック Light" w:hAnsi="游ゴシック Light"/>
+          <w:sz w:val="12"/>
+          <w:szCs w:val="12"/>
+        </w:rPr>
+        <w:t>1</w:t>
+      </w:r>
+      <w:r>
+        <w:rPr>
+          <w:rFonts w:ascii="游ゴシック Light" w:hAnsi="游ゴシック Light" w:eastAsia="游ゴシック Light"/>
+          <w:sz w:val="12"/>
+          <w:szCs w:val="12"/>
+        </w:rPr>
+        <w:t>枚引く。その後あなたの手札のカードを</w:t>
+      </w:r>
+      <w:r>
+        <w:rPr>
+          <w:rFonts w:eastAsia="游ゴシック Light" w:ascii="游ゴシック Light" w:hAnsi="游ゴシック Light"/>
+          <w:sz w:val="12"/>
+          <w:szCs w:val="12"/>
+        </w:rPr>
+        <w:t>1</w:t>
+      </w:r>
+      <w:r>
+        <w:rPr>
+          <w:rFonts w:ascii="游ゴシック Light" w:hAnsi="游ゴシック Light" w:eastAsia="游ゴシック Light"/>
+          <w:sz w:val="12"/>
+          <w:szCs w:val="12"/>
+        </w:rPr>
+        <w:t>枚リザーブに置く。</w:t>
       </w:r>
     </w:p>
     <w:sectPr>
@@ -109,7 +253,7 @@
     <w:pPr>
       <w:widowControl/>
       <w:suppressAutoHyphens w:val="true"/>
-      <w:overflowPunct w:val="true"/>
+      <w:overflowPunct w:val="false"/>
       <w:bidi w:val="0"/>
       <w:spacing w:before="0" w:after="0"/>
       <w:jc w:val="left"/>
